--- a/templates/monimoi/apofasi/patrotitas.docx
+++ b/templates/monimoi/apofasi/patrotitas.docx
@@ -1546,7 +1546,7 @@
         <w:rPr>
           <w:rFonts w:cs="Arial" w:ascii="Calibri" w:hAnsi="Calibri"/>
         </w:rPr>
-        <w:t xml:space="preserve">Χορηγούμε {{ ston_stin }} αιτούντα υπάλληλο {{ onomateponymo }} κλάδου {{ klados }} που υπηρετεί στο {{ sxoleio_gen }}, άδεια πατρότητας δεκατεσσάρων (14) ημερών από {{ imerominia_apo }} μέχρι και …../…../20…..</w:t>
+        <w:t xml:space="preserve">Χορηγούμε {{ ston_stin }} αιτούντα υπάλληλο {{ onomateponymo_ait }} κλάδου {{ klados }} που υπηρετεί στο {{ sxoleio_gen }}, άδεια πατρότητας δεκατεσσάρων (14) ημερών από {{ imerominia_apo }} μέχρι και …../…../20…..</w:t>
       </w:r>
     </w:p>
     <w:p>
